--- a/Đề thi Phục Hình Tháo Lắp RHM/RHM K48.docx
+++ b/Đề thi Phục Hình Tháo Lắp RHM/RHM K48.docx
@@ -4814,7 +4814,7 @@
         <w:t xml:space="preserve">Ghi chú bản scan: </w:t>
       </w:r>
       <w:r>
-        <w:t>Đề RHM K40 (câu 48) và K45 (câu 5) dùng cùng hình và chọn đáp án này.</w:t>
+        <w:t>Đề RHM K40 (câu 48), K45 (câu 5) và K47 (câu 21) dùng cùng hình và chọn đáp án này.</w:t>
       </w:r>
     </w:p>
     <w:p>
@@ -5671,7 +5671,7 @@
         <w:t xml:space="preserve">Ghi chú bản scan: </w:t>
       </w:r>
       <w:r>
-        <w:t>Đề RHM K40 (câu 49) và K45 (câu 6) dùng cùng hình và chọn đáp án này.</w:t>
+        <w:t>Đề RHM K40 (câu 49), K45 (câu 6) và K47 (câu 22) dùng cùng hình và chọn đáp án này.</w:t>
       </w:r>
     </w:p>
     <w:p>
